--- a/SAJE_292892_revision/build_r4/07_Response_to_Reviewer_A.docx
+++ b/SAJE_292892_revision/build_r4/07_Response_to_Reviewer_A.docx
@@ -315,7 +315,7 @@
         <w:pStyle w:val="BodyText"/>
       </w:pPr>
       <w:r>
-        <w:t xml:space="preserve">We agree with each point and have revised the text accordingly. The pooled sample fails the pre-trend diagnostic, the post-coverage estimates are now presented as conditional on assumption (2), and the conclusions rest mainly on the descriptive evidence of selection.</w:t>
+        <w:t xml:space="preserve">We agree with each point and have revised the text accordingly. The pooled sample fails the pre-trend diagnostic, the post-coverage estimates are now presented as conditional on the parallel trends assumption, and the conclusions rest mainly on the descriptive evidence of selection.</w:t>
       </w:r>
     </w:p>
     <w:p>
@@ -370,7 +370,7 @@
         <w:t xml:space="preserve">“</w:t>
       </w:r>
       <w:r>
-        <w:t xml:space="preserve">We therefore treat the post-coverage estimates as conditional on assumption (2) and give most weight to evidence that does not depend on it: the ordering of growth and entry, and the contrast between waves with and without a run-up.</w:t>
+        <w:t xml:space="preserve">We therefore treat the post-coverage estimates as conditional on the parallel trends assumption and give most weight to evidence that does not depend on it: the ordering of growth and entry, and the contrast between waves with and without a run-up.</w:t>
       </w:r>
       <w:r>
         <w:t xml:space="preserve">”</w:t>
@@ -408,7 +408,7 @@
         <w:t xml:space="preserve">“</w:t>
       </w:r>
       <w:r>
-        <w:t xml:space="preserve">Only reading the post-coverage part as an effect of coverage depends on assumption (2).</w:t>
+        <w:t xml:space="preserve">Only reading the post-coverage part as an effect of coverage depends on the parallel trends assumption.</w:t>
       </w:r>
       <w:r>
         <w:t xml:space="preserve">”</w:t>
@@ -426,7 +426,7 @@
         <w:t xml:space="preserve">“</w:t>
       </w:r>
       <w:r>
-        <w:t xml:space="preserve">Average Change After Entry Under Assumption (2),</w:t>
+        <w:t xml:space="preserve">Average Change After Entry Under Parallel Trends,</w:t>
       </w:r>
       <w:r>
         <w:t xml:space="preserve">”</w:t>
@@ -1315,7 +1315,7 @@
               <w:jc w:val="left"/>
             </w:pPr>
             <w:r>
-              <w:t xml:space="preserve">Pre-trend reading corrected; arguments for and against assumption (2); observed path separated from causal reading</w:t>
+              <w:t xml:space="preserve">Pre-trend reading corrected; arguments for and against the parallel trends assumption; observed path separated from causal reading</w:t>
             </w:r>
           </w:p>
         </w:tc>

--- a/SAJE_292892_revision/build_r4/07_Response_to_Reviewer_A.docx
+++ b/SAJE_292892_revision/build_r4/07_Response_to_Reviewer_A.docx
@@ -521,7 +521,7 @@
         <w:pStyle w:val="BodyText"/>
       </w:pPr>
       <w:r>
-        <w:t xml:space="preserve">Each row of Table 4 changes one feature. Restricting to firms observed in both g − 1 and g, so that every later row draws on the same set of firms, changes the MTB estimate by −0.005. Averaging event years 1 to 4 instead of 0 to 3, with the reference year unchanged, changes it by −0.016 (standard error 0.009). Moving the reference year from g − 1 to g, which is what a one-year-later dating does to the comparison, changes it by −0.044 (standard error 0.019), 62% of the total gap of −0.070. Measuring size in g and returning to all firms change little (0.002 and −0.008). Rows 7 to 10 repeat the steps for the cohorts observed through event year 4 and show the same pattern. The difference between the two estimates therefore comes mainly from the reference period, not from sample composition. Its economic meaning is that the later dating compares every later valuation with the first recorded year, the high point of the relative MTB path that followed the run-up: moving the reference year subtracts from each later estimate the change of the same scored firms, relative to the same never-scored firms, between g − 1 and g. The step of −0.044 is this event-year-0 change averaged with the weights of event years 1 to 4, an accounting identity rather than a separate estimate, so part of the decline under the later dating is the rise in the first recorded year itself. Because the steps are sequential, the shares depend on their order; we take the window step before the reference step.</w:t>
+        <w:t xml:space="preserve">Each row of Table 4 changes one feature. Restricting to firms observed in both g − 1 and g, so that every later row draws on the same set of firms, changes the MTB estimate by −0.005. Averaging event years 1 to 4 instead of 0 to 3, with the reference year unchanged, changes it by −0.016 (standard error 0.009). Moving the reference year from g − 1 to g, which is what a one-year-later dating does to the comparison, changes it by −0.044 (standard error 0.019), 62% of the total gap of −0.070. Measuring size in g and returning to all firms change little (0.002 and −0.008). Rows 7 to 10 repeat the steps for the cohorts observed through event year 4 and show the same pattern. The difference between the two estimates therefore comes mainly from the reference period, not from sample composition. Its economic meaning is that the later dating compares every later valuation with the first recorded year, after each cohort’s own rise in that year: moving the reference year subtracts from each later estimate the change of the same scored firms, relative to the same never-scored firms, between g − 1 and g. The step of −0.044 is each cohort’s own change between g − 1 and g averaged with the weights of event years 1 to 4, an accounting identity rather than a separate estimate, so part of the decline under the later dating is the rise in the first recorded year itself. Because the steps are sequential, the shares depend on their order; we take the window step before the reference step.</w:t>
       </w:r>
     </w:p>
     <w:p>
@@ -555,7 +555,7 @@
         <w:t xml:space="preserve"> </w:t>
       </w:r>
       <w:r>
-        <w:t xml:space="preserve">We report both estimates as answers to different questions. Neither isolates an effect of coverage, because the later dating measures valuations from the high point that followed the run-up. Section 5.4 states the two readings, a reversal of the run-up that could hide a gain or a negative effect of coverage, and that the data cannot separate them. What the datings share is that neither shows a gain and that the decline appears only where a run-up preceded entry.</w:t>
+        <w:t xml:space="preserve">We report both estimates as answers to different questions. Neither isolates an effect of coverage, because the later dating measures valuations from the first recorded year, after the rise in that year. Section 5.4 states the two readings, a reversal of the run-up that could hide a gain or a negative effect of coverage, and that the data cannot separate them. What the datings share is that neither shows a gain and that the decline appears only where a run-up preceded entry.</w:t>
       </w:r>
     </w:p>
     <w:bookmarkEnd w:id="22"/>
@@ -901,7 +901,7 @@
         <w:pStyle w:val="BodyText"/>
       </w:pPr>
       <w:r>
-        <w:t xml:space="preserve">Table S8 compares firm-years with and without an MTB ratio. Firm-years without one are more often highly levered (leverage above 0.5 in 25.4% of never-scored firm-years without a ratio, against 8.4% with one) and more often Indonesian (38.9% against 24.1%), consistent with financial distress and with gaps in market data. Only 21.5% of never-scored and 24.8% of scored firm-years without a ratio have a market capitalization, so most gaps are missing market data rather than negative book equity alone. Of the 50 scored firms that do not enter the MTB estimate, those with base-year total assets have a median similar to that of firms that do (280.3 against 294.3 million U.S. dollars), so the missing ratios do not shift the median size of scored firms.</w:t>
+        <w:t xml:space="preserve">All missing-data shares are now computed over listed firm-years: every firm has a row for each year from 2014 to 2024, and the 3,647 rows before a firm lists carry no data. On this basis, MTB ratios are missing for 18.5% of never-scored and 9.0% of scored firm-years. Table S8 compares firm-years with and without an MTB ratio. Firm-years without one are more often highly levered (leverage above 0.5 in 25.4% of never-scored firm-years without a ratio, against 8.4% with one) and more often Indonesian (36.2% against 24.1%), consistent with financial distress and with gaps in market data. Only 36.7% of never-scored and 36.6% of scored firm-years without a ratio have a market capitalization, so most gaps are missing market data rather than negative book equity alone. Of the 50 scored firms that do not enter the MTB estimate, those with base-year total assets have a median similar to that of firms that do (280.3 against 294.3 million U.S. dollars), so the missing ratios do not shift the median size of scored firms.</w:t>
       </w:r>
     </w:p>
     <w:p>

--- a/SAJE_292892_revision/build_r4/07_Response_to_Reviewer_A.docx
+++ b/SAJE_292892_revision/build_r4/07_Response_to_Reviewer_A.docx
@@ -137,15 +137,15 @@
         <w:pStyle w:val="BodyText"/>
       </w:pPr>
       <w:r>
-        <w:t xml:space="preserve">We looked for the dates. Our extract of LSEG Workspace contains each score by fiscal year, with no publication or update date, and the scores it holds are those in the database at download, after any revision. We found no public archive of the provider’s coverage lists for the five markets. LSEG does distribute a point-in-time version of its ESG data that keeps values as first published (LSEG, 2023), which would date publication for the cohorts it covers; our extract does not contain it, and Section 3.3 now says so. [AUTHOR_INPUT_NEEDED: whether the authors can obtain LSEG ESG point-in-time data; if so, the publication-dated analysis should be added before resubmission.]</w:t>
-      </w:r>
-    </w:p>
-    <w:p>
-      <w:pPr>
-        <w:pStyle w:val="BodyText"/>
-      </w:pPr>
-      <w:r>
-        <w:t xml:space="preserve">The revision makes four changes. First, the event is now called the first recorded score, defined as the first fiscal year for which the database holds a score (Sections 1 and 3.2);</w:t>
+        <w:t xml:space="preserve">We looked for the dates. Our extract of LSEG Workspace contains each score by fiscal year, with no publication or update date, and the scores it holds are those in the database at download, after any revision. We found no public archive of the provider’s coverage lists for the five markets. LSEG does distribute a point-in-time version of its ESG data that keeps values as first published (LSEG, 2023), which would date publication for the cohorts it covers; our extract does not contain it, and Section 3.2 now says so. [AUTHOR_INPUT_NEEDED: whether the authors can obtain LSEG ESG point-in-time data; if so, the publication-dated analysis should be added before resubmission.]</w:t>
+      </w:r>
+    </w:p>
+    <w:p>
+      <w:pPr>
+        <w:pStyle w:val="BodyText"/>
+      </w:pPr>
+      <w:r>
+        <w:t xml:space="preserve">The revision makes four changes. First, the event is now called the first recorded score, defined as the first fiscal year for which the database holds a score (Sections 1 and 3.1);</w:t>
       </w:r>
       <w:r>
         <w:t xml:space="preserve"> </w:t>
@@ -163,7 +163,7 @@
         <w:t xml:space="preserve"> </w:t>
       </w:r>
       <w:r>
-        <w:t xml:space="preserve">is used as shorthand for a first recorded score in year g. Second, a new Section 3.3,</w:t>
+        <w:t xml:space="preserve">is used as shorthand for a first recorded score in year g. Second, a new Section 3.2,</w:t>
       </w:r>
       <w:r>
         <w:t xml:space="preserve"> </w:t>
@@ -172,7 +172,7 @@
         <w:t xml:space="preserve">“</w:t>
       </w:r>
       <w:r>
-        <w:t xml:space="preserve">What the First Recorded Score Dates,</w:t>
+        <w:t xml:space="preserve">Event Dating, Outcomes, and Recording Errors,</w:t>
       </w:r>
       <w:r>
         <w:t xml:space="preserve">”</w:t>
@@ -199,7 +199,7 @@
         <w:t xml:space="preserve"> </w:t>
       </w:r>
       <w:r>
-        <w:t xml:space="preserve">Third, Section 6.1 notes that the selection finding does not depend on the dating, because the run-up occurs before the first recorded score and therefore before any possible publication. Fourth, the abstract and the conclusion no longer state a post-coverage estimate as a valuation effect. The abstract now says that</w:t>
+        <w:t xml:space="preserve">Third, Section 5.1 notes that the selection finding does not depend on the dating, because the run-up occurs before the first recorded score and therefore before any possible publication. Fourth, the abstract and the conclusion no longer state a post-coverage estimate as a valuation effect. The abstract now says that</w:t>
       </w:r>
       <w:r>
         <w:t xml:space="preserve"> </w:t>
@@ -237,7 +237,7 @@
         <w:pStyle w:val="BodyText"/>
       </w:pPr>
       <w:r>
-        <w:t xml:space="preserve">We agree that later dating does not establish when investors saw the scores. Its value in the revision is different: Section 5.4 uses it to show what changes when the event moves later, and Comment 3 below describes the result.</w:t>
+        <w:t xml:space="preserve">We agree that later dating does not establish when investors saw the scores. Its value in the revision is different: Section 4.2 uses it to show what changes when the event moves later, and Comment 3 below describes the result.</w:t>
       </w:r>
     </w:p>
     <w:bookmarkEnd w:id="20"/>
@@ -271,7 +271,7 @@
           <w:iCs/>
           <w:i/>
         </w:rPr>
-        <w:t xml:space="preserve">Section 5.3 reports that firms entering ESG coverage experienced approximately 10% greater growth in their market-to-book ratios before the recorded treatment year. Although the joint pre-trend test for the primary outcome does not reject at the 5% level (p = 0.074), this result should not be interpreted as evidence supporting parallel trends. The significant pre-treatment differences at individual event years and the results for market capitalization warrant particular attention.</w:t>
+        <w:t xml:space="preserve">Section 5.2 reports that firms entering ESG coverage experienced approximately 10% greater growth in their market-to-book ratios before the recorded treatment year. Although the joint pre-trend test for the primary outcome does not reject at the 5% level (p = 0.074), this result should not be interpreted as evidence supporting parallel trends. The significant pre-treatment differences at individual event years and the results for market capitalization warrant particular attention.</w:t>
       </w:r>
     </w:p>
     <w:p>
@@ -295,7 +295,7 @@
           <w:iCs/>
           <w:i/>
         </w:rPr>
-        <w:t xml:space="preserve">The sensitivity analyses in Section 5.4 are helpful, but they also show that relatively modest departures from parallel trends can materially change the interpretation of the results. I would like the authors to explain more clearly why conditional parallel trends might hold after the base year despite the observed differences in earlier growth trajectories.</w:t>
+        <w:t xml:space="preserve">The sensitivity analyses in Section 5.2 are helpful, but they also show that relatively modest departures from parallel trends can materially change the interpretation of the results. I would like the authors to explain more clearly why conditional parallel trends might hold after the base year despite the observed differences in earlier growth trajectories.</w:t>
       </w:r>
     </w:p>
     <w:p>
@@ -323,7 +323,7 @@
         <w:pStyle w:val="BodyText"/>
       </w:pPr>
       <w:r>
-        <w:t xml:space="preserve">On the pre-trend test, Section 5.2 now states:</w:t>
+        <w:t xml:space="preserve">On the pre-trend test, Section 4.1 now states:</w:t>
       </w:r>
       <w:r>
         <w:t xml:space="preserve"> </w:t>
@@ -341,7 +341,7 @@
         <w:t xml:space="preserve"> </w:t>
       </w:r>
       <w:r>
-        <w:t xml:space="preserve">On the placebo, Section 5.8 now states that its failure restates the pre-coverage growth in Figure 1. On the sensitivity analyses, Section 5.5 now concludes that</w:t>
+        <w:t xml:space="preserve">On the placebo, Section 4.3 now states that its failure restates the pre-coverage growth in Figure 1. On the sensitivity analyses, Section 4.3 now concludes that</w:t>
       </w:r>
       <w:r>
         <w:t xml:space="preserve"> </w:t>
@@ -361,7 +361,7 @@
         <w:pStyle w:val="BodyText"/>
       </w:pPr>
       <w:r>
-        <w:t xml:space="preserve">On why conditional parallel trends might hold after the base year, a new paragraph in Section 4.1 gives two arguments for and one against. In the Malaysian wave, which carries 44.1% of the weight in the pooled estimate, the pre-coverage estimates show no detectable run-up (joint pre-trend p = 0.549), so for these firms the assumption does not require a trend to stop. We say in the same paragraph that this is not evidence of parallel trends: the run-up interval for the wave runs from −7.4% to 15.2%, and the wave split is exploratory. If the provider adds firms once they cross a size or visibility threshold, relative growth stops being a reason for selection once the threshold is crossed, and conditioning on base-year size compares firms on the same side of it. Against these, if part of the run-up was transitory, scored firms would have fallen back without a score, and the estimates would understate any effect. The paragraph ends:</w:t>
+        <w:t xml:space="preserve">On why conditional parallel trends might hold after the base year, a new paragraph in Section 3.3 gives two arguments for and one against. In the Malaysian wave, which carries 44.1% of the weight in the pooled estimate, the pre-coverage estimates show no detectable run-up (joint pre-trend p = 0.549), so for these firms the assumption does not require a trend to stop. We say in the same paragraph that this is not evidence of parallel trends: the run-up interval for the wave runs from −7.4% to 15.2%, and the wave split is exploratory. If the provider adds firms once they cross a size or visibility threshold, relative growth stops being a reason for selection once the threshold is crossed, and conditioning on base-year size compares firms on the same side of it. Against these, if part of the run-up was transitory, scored firms would have fallen back without a score, and the estimates would understate any effect. The paragraph ends:</w:t>
       </w:r>
       <w:r>
         <w:t xml:space="preserve"> </w:t>
@@ -381,7 +381,7 @@
         <w:pStyle w:val="BodyText"/>
       </w:pPr>
       <w:r>
-        <w:t xml:space="preserve">On the distinction between observed evolution and causal effect, the text now separates the two wherever results are reported. Section 5.2, titled</w:t>
+        <w:t xml:space="preserve">On the distinction between observed evolution and causal effect, the text now separates the two wherever results are reported. Section 4.1,</w:t>
       </w:r>
       <w:r>
         <w:t xml:space="preserve"> </w:t>
@@ -390,7 +390,7 @@
         <w:t xml:space="preserve">“</w:t>
       </w:r>
       <w:r>
-        <w:t xml:space="preserve">The Valuation Path Before and After the First Recorded Score,</w:t>
+        <w:t xml:space="preserve">Who Gets Scored and the Valuation Path Around Entry,</w:t>
       </w:r>
       <w:r>
         <w:t xml:space="preserve">”</w:t>
@@ -417,25 +417,7 @@
         <w:t xml:space="preserve"> </w:t>
       </w:r>
       <w:r>
-        <w:t xml:space="preserve">Section 5.3 is titled</w:t>
-      </w:r>
-      <w:r>
-        <w:t xml:space="preserve"> </w:t>
-      </w:r>
-      <w:r>
-        <w:t xml:space="preserve">“</w:t>
-      </w:r>
-      <w:r>
-        <w:t xml:space="preserve">Average Change After Entry Under Parallel Trends,</w:t>
-      </w:r>
-      <w:r>
-        <w:t xml:space="preserve">”</w:t>
-      </w:r>
-      <w:r>
-        <w:t xml:space="preserve"> </w:t>
-      </w:r>
-      <w:r>
-        <w:t xml:space="preserve">and Table 2 is retitled in the same way. The emphasis of the conclusions has moved to selection, as described under Comment 8.</w:t>
+        <w:t xml:space="preserve">Section 4.2 reports the average change after entry as conditional on parallel trends, and Table 2 is retitled in the same way. The emphasis of the conclusions has moved to selection, as described under Comment 8.</w:t>
       </w:r>
     </w:p>
     <w:bookmarkEnd w:id="21"/>
@@ -513,7 +495,7 @@
         <w:pStyle w:val="BodyText"/>
       </w:pPr>
       <w:r>
-        <w:t xml:space="preserve">We agree and have carried out the decomposition the reviewer suggests. The new Section 5.4 and Table 4 move from the first-recorded-year estimate to the one-year-later estimate one step at a time on a common set of firms, and Table S6 repeats both datings by coverage wave.</w:t>
+        <w:t xml:space="preserve">We agree and have carried out the decomposition the reviewer suggests. The new Section 4.2 and Table 4 move from the first-recorded-year estimate to the one-year-later estimate one step at a time on a common set of firms, and Table S6 repeats both datings by coverage wave.</w:t>
       </w:r>
     </w:p>
     <w:p>
@@ -537,7 +519,7 @@
         <w:pStyle w:val="BodyText"/>
       </w:pPr>
       <w:r>
-        <w:t xml:space="preserve">On which definition is most defensible, we agree that the baseline should not receive more weight because it was pre-specified, and Section 5.3 now says so:</w:t>
+        <w:t xml:space="preserve">On which definition is most defensible, we agree that the baseline should not receive more weight because it was pre-specified, and Section 4.2 now says so:</w:t>
       </w:r>
       <w:r>
         <w:t xml:space="preserve"> </w:t>
@@ -555,7 +537,7 @@
         <w:t xml:space="preserve"> </w:t>
       </w:r>
       <w:r>
-        <w:t xml:space="preserve">We report both estimates as answers to different questions. Neither isolates an effect of coverage, because the later dating measures valuations from the first recorded year, after the rise in that year. Section 5.4 states the two readings, a reversal of the run-up that could hide a gain or a negative effect of coverage, and that the data cannot separate them. What the datings share is that neither shows a gain and that the decline appears only where a run-up preceded entry.</w:t>
+        <w:t xml:space="preserve">We report both estimates as answers to different questions. Neither isolates an effect of coverage, because the later dating measures valuations from the first recorded year, after the rise in that year. Section 4.2 states the two readings, a reversal of the run-up that could hide a gain or a negative effect of coverage, and that the data cannot separate them. What the datings share is that neither shows a gain and that the decline appears only where a run-up preceded entry.</w:t>
       </w:r>
     </w:p>
     <w:bookmarkEnd w:id="22"/>
@@ -633,7 +615,7 @@
         <w:pStyle w:val="BodyText"/>
       </w:pPr>
       <w:r>
-        <w:t xml:space="preserve">We agree. The size-range restriction is now in the main text with a new Section 5.6,</w:t>
+        <w:t xml:space="preserve">We agree. The size-range restriction is now in the main text with a new part of Section 4.3 on firm size and common support and two new tables. Section 3.3 now states that outcome regression</w:t>
       </w:r>
       <w:r>
         <w:t xml:space="preserve"> </w:t>
@@ -642,29 +624,11 @@
         <w:t xml:space="preserve">“</w:t>
       </w:r>
       <w:r>
-        <w:t xml:space="preserve">Firm size and common support,</w:t>
+        <w:t xml:space="preserve">extrapolates the relation estimated among controls to scored firms larger than most controls.</w:t>
       </w:r>
       <w:r>
         <w:t xml:space="preserve">”</w:t>
       </w:r>
-      <w:r>
-        <w:t xml:space="preserve"> </w:t>
-      </w:r>
-      <w:r>
-        <w:t xml:space="preserve">and two new tables. Section 4.2 now states that outcome regression</w:t>
-      </w:r>
-      <w:r>
-        <w:t xml:space="preserve"> </w:t>
-      </w:r>
-      <w:r>
-        <w:t xml:space="preserve">“</w:t>
-      </w:r>
-      <w:r>
-        <w:t xml:space="preserve">extrapolates the relation estimated among controls to scored firms larger than most controls.</w:t>
-      </w:r>
-      <w:r>
-        <w:t xml:space="preserve">”</w:t>
-      </w:r>
     </w:p>
     <w:p>
       <w:pPr>
@@ -679,7 +643,7 @@
         <w:pStyle w:val="BodyText"/>
       </w:pPr>
       <w:r>
-        <w:t xml:space="preserve">Market capitalization is more sensitive, as the reviewer anticipates: its estimate is 0.016 without covariates, between −0.059 and −0.033 across the functional forms that adjust for size, and between −0.096 and −0.061 on the restricted supports. Section 5.6 now says that the negative market capitalization change depends on how size is modeled.</w:t>
+        <w:t xml:space="preserve">Market capitalization is more sensitive, as the reviewer anticipates: its estimate is 0.016 without covariates, between −0.059 and −0.033 across the functional forms that adjust for size, and between −0.096 and −0.061 on the restricted supports. Section 4.3 now says that the negative market capitalization change depends on how size is modeled.</w:t>
       </w:r>
     </w:p>
     <w:p>
@@ -733,7 +697,7 @@
           <w:iCs/>
           <w:i/>
         </w:rPr>
-        <w:t xml:space="preserve">The high-score versus low-score comparison in Section 5.6 also requires a more cautious interpretation. The insignificant difference between the two groups does not necessarily imply that ESG preferences are unimportant. The test has limited power to detect moderate differences, and the initial ESG score may be correlated with firm characteristics such as size.</w:t>
+        <w:t xml:space="preserve">The high-score versus low-score comparison in Section 5.3 also requires a more cautious interpretation. The insignificant difference between the two groups does not necessarily imply that ESG preferences are unimportant. The test has limited power to detect moderate differences, and the initial ESG score may be correlated with firm characteristics such as size.</w:t>
       </w:r>
     </w:p>
     <w:p>
@@ -789,7 +753,7 @@
         <w:t xml:space="preserve"> </w:t>
       </w:r>
       <w:r>
-        <w:t xml:space="preserve">the preference channel, now says that a difference would point toward that channel and that the absence of one cannot rule it out. A new Section 6.3,</w:t>
+        <w:t xml:space="preserve">the preference channel, now says that a difference would point toward that channel and that the absence of one cannot rule it out. A new Section 5.2,</w:t>
       </w:r>
       <w:r>
         <w:t xml:space="preserve"> </w:t>
@@ -815,7 +779,7 @@
         <w:pStyle w:val="BodyText"/>
       </w:pPr>
       <w:r>
-        <w:t xml:space="preserve">The interpretation of the high- and low-score comparison (now Section 5.9) is more cautious. It reports the minimum detectable differences of 0.113 and 0.111, about 12% in the MTB ratio, notes that the score is correlated with size (0.35) and that the residual split removes only part of this link, and concludes that neither split</w:t>
+        <w:t xml:space="preserve">The interpretation of the high- and low-score comparison (now Section 4.4) is more cautious. It reports the minimum detectable differences of 0.113 and 0.111, about 12% in the MTB ratio, notes that the score is correlated with size (0.35) and that the residual split removes only part of this link, and concludes that neither split</w:t>
       </w:r>
       <w:r>
         <w:t xml:space="preserve"> </w:t>
@@ -893,7 +857,7 @@
         <w:pStyle w:val="BodyText"/>
       </w:pPr>
       <w:r>
-        <w:t xml:space="preserve">We agree that missing ratios may be systematic, and our checks confirm it. A new Section 5.7, new Table 7, and new Table S8 address both concerns. In checking this comment we also corrected a statement in the original Section 3.2: the source data contain no MTB ratio at or below zero, so firm-years with negative book equity appear as missing together with firm-years that lack market or accounting data, and we cannot separate the two. The revised Section 3.2 says so.</w:t>
+        <w:t xml:space="preserve">We agree that missing ratios may be systematic, and our checks confirm it. A new Section 4.3, new Table 7, and new Table S8 address both concerns. In checking this comment we also corrected a statement in the original Section 3.1: the source data contain no MTB ratio at or below zero, so firm-years with negative book equity appear as missing together with firm-years that lack market or accounting data, and we cannot separate the two. The revised Section 3.1 says so.</w:t>
       </w:r>
     </w:p>
     <w:p>
@@ -909,23 +873,23 @@
         <w:pStyle w:val="BodyText"/>
       </w:pPr>
       <w:r>
-        <w:t xml:space="preserve">Table 7 tests whether the gaps change the estimates. Keeping only firms with a complete MTB series gives 0.008, and keeping only scored firms with complete series gives 0.006, against the baseline 0.002. Estimating market capitalization only on firm-years that have an MTB ratio moves its change from −0.055 to −0.023, so part of the negative market capitalization estimate comes from firm-years that drop out of the MTB sample; Section 5.7 reports this.</w:t>
-      </w:r>
-    </w:p>
-    <w:p>
-      <w:pPr>
-        <w:pStyle w:val="BodyText"/>
-      </w:pPr>
-      <w:r>
-        <w:t xml:space="preserve">On the implausible market capitalization records, Section 3.4 now explains the rule we use to identify them. Market capitalization divided by the MTB ratio gives the implied book equity, which cannot exceed total assets. Because ratios slightly above one can arise from different measurement dates, we flag firm-years in which the implied book equity exceeds ten times total assets, an error of an order of magnitude. The rule flags 209 of 27,127 firm-years (0.77%), 73 of them for scored firms; the largest flagged value is an Indonesian firm recorded at 1,138.8 billion U.S. dollars. Removing the flagged firm-years gives −0.007 for MTB and −0.045 for market capitalization. Removing every firm with a flagged year, flagging at twice instead of ten times total assets, or winsorizing within each market and year gives MTB estimates between −0.019 and 0.005. None of these checks produces an MTB gain. Section 7 now describes the remaining limitation.</w:t>
-      </w:r>
-    </w:p>
-    <w:p>
-      <w:pPr>
-        <w:pStyle w:val="BodyText"/>
-      </w:pPr>
-      <w:r>
-        <w:t xml:space="preserve">In checking the data for this comment, we also found that every firm in our extract has data in 2024: firms enter the panel when they list, but firms that delisted between 2014 and 2023 are not in the extract. Section 3.2 now states that the sample conditions on survival to 2024, Section 3.3 notes that the absence of any firm losing its score fits a download of the provider’s current universe, and Section 7 lists survivorship as a limitation whose bias we cannot sign without delisting data.</w:t>
+        <w:t xml:space="preserve">Table 7 tests whether the gaps change the estimates. Keeping only firms with a complete MTB series gives 0.008, and keeping only scored firms with complete series gives 0.006, against the baseline 0.002. Estimating market capitalization only on firm-years that have an MTB ratio moves its change from −0.055 to −0.023, so part of the negative market capitalization estimate comes from firm-years that drop out of the MTB sample; Section 4.3 reports this.</w:t>
+      </w:r>
+    </w:p>
+    <w:p>
+      <w:pPr>
+        <w:pStyle w:val="BodyText"/>
+      </w:pPr>
+      <w:r>
+        <w:t xml:space="preserve">On the implausible market capitalization records, Section 3.2 now explains the rule we use to identify them. Market capitalization divided by the MTB ratio gives the implied book equity, which cannot exceed total assets. Because ratios slightly above one can arise from different measurement dates, we flag firm-years in which the implied book equity exceeds ten times total assets, an error of an order of magnitude. The rule flags 209 of 27,127 firm-years (0.77%), 73 of them for scored firms; the largest flagged value is an Indonesian firm recorded at 1,138.8 billion U.S. dollars. Removing the flagged firm-years gives −0.007 for MTB and −0.045 for market capitalization. Removing every firm with a flagged year, flagging at twice instead of ten times total assets, or winsorizing within each market and year gives MTB estimates between −0.019 and 0.005. None of these checks produces an MTB gain. Section 5.3 now describes the remaining limitation.</w:t>
+      </w:r>
+    </w:p>
+    <w:p>
+      <w:pPr>
+        <w:pStyle w:val="BodyText"/>
+      </w:pPr>
+      <w:r>
+        <w:t xml:space="preserve">In checking the data for this comment, we also found that every firm in our extract has data in 2024: firms enter the panel when they list, but firms that delisted between 2014 and 2023 are not in the extract. Section 3.1 now states that the sample conditions on survival to 2024, Section 3.2 notes that the absence of any firm losing its score fits a download of the provider’s current universe, and Section 5.3 lists survivorship as a limitation whose bias we cannot sign without delisting data.</w:t>
       </w:r>
     </w:p>
     <w:bookmarkEnd w:id="25"/>
@@ -991,7 +955,7 @@
         <w:pStyle w:val="BodyText"/>
       </w:pPr>
       <w:r>
-        <w:t xml:space="preserve">We agree. A new Section 5.10,</w:t>
+        <w:t xml:space="preserve">We agree. A new part of Section 4.4 on what the pooled estimate represents and a new Table S10 report the weight of each market, wave, and year. Malaysian firms carry 55.2% of the weight in the headline MTB estimate and Thai firms 26.7%; the Malaysian wave alone carries 44.1%, and firm-years from 2021 to 2024 carry 87.2%. The section states that</w:t>
       </w:r>
       <w:r>
         <w:t xml:space="preserve"> </w:t>
@@ -1000,7 +964,7 @@
         <w:t xml:space="preserve">“</w:t>
       </w:r>
       <w:r>
-        <w:t xml:space="preserve">What the Pooled Estimate Represents,</w:t>
+        <w:t xml:space="preserve">the pooled estimate therefore describes mainly the Malaysian expansion and the Thai cohorts after the COVID-19 pandemic, not an average effect for the five markets,</w:t>
       </w:r>
       <w:r>
         <w:t xml:space="preserve">”</w:t>
@@ -1009,24 +973,6 @@
         <w:t xml:space="preserve"> </w:t>
       </w:r>
       <w:r>
-        <w:t xml:space="preserve">and a new Table S10 report the weight of each market, wave, and year. Malaysian firms carry 55.2% of the weight in the headline MTB estimate and Thai firms 26.7%; the Malaysian wave alone carries 44.1%, and firm-years from 2021 to 2024 carry 87.2%. The section states that</w:t>
-      </w:r>
-      <w:r>
-        <w:t xml:space="preserve"> </w:t>
-      </w:r>
-      <w:r>
-        <w:t xml:space="preserve">“</w:t>
-      </w:r>
-      <w:r>
-        <w:t xml:space="preserve">the pooled estimate therefore describes mainly the Malaysian expansion and the Thai cohorts after the COVID-19 pandemic, not an average effect for the five markets,</w:t>
-      </w:r>
-      <w:r>
-        <w:t xml:space="preserve">”</w:t>
-      </w:r>
-      <w:r>
-        <w:t xml:space="preserve"> </w:t>
-      </w:r>
-      <w:r>
         <w:t xml:space="preserve">and that the country estimates for Indonesia, the Philippines, and Singapore cannot support conclusions for those markets.</w:t>
       </w:r>
     </w:p>
@@ -1035,7 +981,7 @@
         <w:pStyle w:val="BodyText"/>
       </w:pPr>
       <w:r>
-        <w:t xml:space="preserve">On whether the pooled estimate averages different coverage processes, the revision treats the waves as distinct throughout. Section 5.2 reports the paths by wave, and Section 5.4 and Table S6 show that the waves differ under the later dating as well: the Malaysian wave, in which no run-up was detected, shows no detectable change under either dating, while the waves with a run-up show the decline. We now use this contrast as evidence (Sections 4.1 and 5.4) rather than averaging over it. Section 5.4 now also tests the differences between waves with joint firm-bootstrap draws: relative to the Malaysian wave, the Thai and Singaporean wave differs in the run-up (−0.258, p = 0.010) and in the one-year-later change (−0.148, p = 0.006), while the remaining cohorts differ in the one-year-later change but not detectably in the run-up (p = 0.307). Because we drew the wave boundaries after seeing the coverage counts, the manuscript labels this comparison exploratory.</w:t>
+        <w:t xml:space="preserve">On whether the pooled estimate averages different coverage processes, the revision treats the waves as distinct throughout. Section 4.1 reports the paths by wave, and Section 4.2 and Table S6 show that the waves differ under the later dating as well: the Malaysian wave, in which no run-up was detected, shows no detectable change under either dating, while the waves with a run-up show the decline. We now use this contrast as evidence (Sections 3.3 and 4.2) rather than averaging over it. Section 4.2 now also tests the differences between waves with joint firm-bootstrap draws: relative to the Malaysian wave, the Thai and Singaporean wave differs in the run-up (−0.258, p = 0.010) and in the one-year-later change (−0.148, p = 0.006), while the remaining cohorts differ in the one-year-later change but not detectably in the run-up (p = 0.307). Because we drew the wave boundaries after seeing the coverage counts, the manuscript labels this comparison exploratory.</w:t>
       </w:r>
     </w:p>
     <w:bookmarkEnd w:id="26"/>
@@ -1127,7 +1073,7 @@
         <w:t xml:space="preserve"> </w:t>
       </w:r>
       <w:r>
-        <w:t xml:space="preserve">The introduction presents the evidence in this order: entry is selective; after entry the gap stops widening but the data do not pin down a causal effect; and a static regression attributes selection to the score. The contributions are restated as evidence of selection, a demonstration of why the valuation effect is hard to identify, and a warning for empirical work. Section 6.2,</w:t>
+        <w:t xml:space="preserve">The introduction presents the evidence in this order: entry is selective; after entry the gap stops widening but the data do not pin down a causal effect; and a static regression attributes selection to the score. The contributions are restated as evidence of selection, a demonstration of why the valuation effect is hard to identify, and a warning for empirical work. Section 5.1,</w:t>
       </w:r>
       <w:r>
         <w:t xml:space="preserve"> </w:t>
@@ -1136,7 +1082,7 @@
         <w:t xml:space="preserve">“</w:t>
       </w:r>
       <w:r>
-        <w:t xml:space="preserve">What the evidence says about a valuation effect of coverage,</w:t>
+        <w:t xml:space="preserve">What the Evidence Shows,</w:t>
       </w:r>
       <w:r>
         <w:t xml:space="preserve">”</w:t>
@@ -1171,7 +1117,7 @@
         <w:pStyle w:val="BodyText"/>
       </w:pPr>
       <w:r>
-        <w:t xml:space="preserve">We have rewritten the implications in Section 6.4. For researchers, studies of ESG ratings in the region should model when firms enter coverage, report pre-entry dynamics, and record the download date of their rating data. For rating providers and data users, publishing the date on which each firm’s coverage began, and keeping the vintages of revised scores, would separate what was known from what was filled in later. For exchanges, regulators, and listed firms, the section now states:</w:t>
+        <w:t xml:space="preserve">We have rewritten the implications in Section 5.3. For researchers, studies of ESG ratings in the region should model when firms enter coverage, report pre-entry dynamics, and record the download date of their rating data. For rating providers and data users, publishing the date on which each firm’s coverage began, and keeping the vintages of revised scores, would separate what was known from what was filled in later. For exchanges, regulators, and listed firms, the section now states:</w:t>
       </w:r>
       <w:r>
         <w:t xml:space="preserve"> </w:t>
@@ -1289,7 +1235,7 @@
               <w:jc w:val="left"/>
             </w:pPr>
             <w:r>
-              <w:t xml:space="preserve">Sections 1, 3.2, 3.3, 5.3, 5.4, 6.1, 8; Abstract</w:t>
+              <w:t xml:space="preserve">Sections 1, 3.1, 3.2, 4.2, 5.1, and 5.4; Abstract</w:t>
             </w:r>
           </w:p>
         </w:tc>
@@ -1327,7 +1273,7 @@
               <w:jc w:val="left"/>
             </w:pPr>
             <w:r>
-              <w:t xml:space="preserve">Sections 4.1, 5.2, 5.3, 5.5, 5.8; Table 2 title</w:t>
+              <w:t xml:space="preserve">Sections 3.3, 4.1, 4.2, and 4.3; Table 2 title</w:t>
             </w:r>
           </w:p>
         </w:tc>
@@ -1365,7 +1311,7 @@
               <w:jc w:val="left"/>
             </w:pPr>
             <w:r>
-              <w:t xml:space="preserve">Section 5.4; Table 4; Table S6</w:t>
+              <w:t xml:space="preserve">Section 4.2; Table 4; Table S6</w:t>
             </w:r>
           </w:p>
         </w:tc>
@@ -1403,7 +1349,7 @@
               <w:jc w:val="left"/>
             </w:pPr>
             <w:r>
-              <w:t xml:space="preserve">Sections 4.2, 5.6; Tables 5, 6</w:t>
+              <w:t xml:space="preserve">Sections 3.3, 4.3; Tables 5, 6</w:t>
             </w:r>
           </w:p>
         </w:tc>
@@ -1441,7 +1387,7 @@
               <w:jc w:val="left"/>
             </w:pPr>
             <w:r>
-              <w:t xml:space="preserve">Sections 2.4, 5.9, 6.3</w:t>
+              <w:t xml:space="preserve">Sections 2.4, 4.4, 5.2</w:t>
             </w:r>
           </w:p>
         </w:tc>
@@ -1479,7 +1425,7 @@
               <w:jc w:val="left"/>
             </w:pPr>
             <w:r>
-              <w:t xml:space="preserve">Sections 3.2, 3.4, 5.7, 7; Table 7; Table S8</w:t>
+              <w:t xml:space="preserve">Sections 3.1, 3.2, 4.3, 5.3; Table 7; Table S8</w:t>
             </w:r>
           </w:p>
         </w:tc>
@@ -1517,7 +1463,7 @@
               <w:jc w:val="left"/>
             </w:pPr>
             <w:r>
-              <w:t xml:space="preserve">Section 5.10; Table S10</w:t>
+              <w:t xml:space="preserve">Section 4.4; Table S10</w:t>
             </w:r>
           </w:p>
         </w:tc>
@@ -1555,7 +1501,7 @@
               <w:jc w:val="left"/>
             </w:pPr>
             <w:r>
-              <w:t xml:space="preserve">Abstract; Sections 1, 6.2, 6.4, 8</w:t>
+              <w:t xml:space="preserve">Abstract; Sections 1, 5.1, 5.3, 5.4</w:t>
             </w:r>
           </w:p>
         </w:tc>

--- a/SAJE_292892_revision/build_r4/07_Response_to_Reviewer_A.docx
+++ b/SAJE_292892_revision/build_r4/07_Response_to_Reviewer_A.docx
@@ -199,7 +199,7 @@
         <w:t xml:space="preserve"> </w:t>
       </w:r>
       <w:r>
-        <w:t xml:space="preserve">Third, Section 5.1 notes that the selection finding does not depend on the dating, because the run-up occurs before the first recorded score and therefore before any possible publication. Fourth, the abstract and the conclusion no longer state a post-coverage estimate as a valuation effect. The abstract now says that</w:t>
+        <w:t xml:space="preserve">Third, Section 5 notes that the selection finding does not depend on the dating, because the run-up occurs before the first recorded score and therefore before any possible publication. Fourth, the abstract and the conclusion no longer state a post-coverage estimate as a valuation effect. The abstract now says that</w:t>
       </w:r>
       <w:r>
         <w:t xml:space="preserve"> </w:t>
@@ -226,7 +226,7 @@
         <w:t xml:space="preserve">“</w:t>
       </w:r>
       <w:r>
-        <w:t xml:space="preserve">moves from no detected change (95% interval −0.046 to 0.048 in log MTB) to a decline of 6.6% depending on when investors are assumed to have seen the score.</w:t>
+        <w:t xml:space="preserve">moves from no detected change to a decline of 6.6% depending on when investors are assumed to have seen the score.</w:t>
       </w:r>
       <w:r>
         <w:t xml:space="preserve">”</w:t>
@@ -370,7 +370,7 @@
         <w:t xml:space="preserve">“</w:t>
       </w:r>
       <w:r>
-        <w:t xml:space="preserve">We therefore treat the post-coverage estimates as conditional on the parallel trends assumption and give most weight to evidence that does not depend on it: the ordering of growth and entry, and the contrast between waves with and without a run-up.</w:t>
+        <w:t xml:space="preserve">We therefore treat the post-coverage estimates as conditional on parallel trends and give most weight to evidence that does not depend on it: the ordering of growth and entry, and the contrast between waves with and without a run-up.</w:t>
       </w:r>
       <w:r>
         <w:t xml:space="preserve">”</w:t>
@@ -615,19 +615,7 @@
         <w:pStyle w:val="BodyText"/>
       </w:pPr>
       <w:r>
-        <w:t xml:space="preserve">We agree. The size-range restriction is now in the main text with a new part of Section 4.3 on firm size and common support and two new tables. Section 3.3 now states that outcome regression</w:t>
-      </w:r>
-      <w:r>
-        <w:t xml:space="preserve"> </w:t>
-      </w:r>
-      <w:r>
-        <w:t xml:space="preserve">“</w:t>
-      </w:r>
-      <w:r>
-        <w:t xml:space="preserve">extrapolates the relation estimated among controls to scored firms larger than most controls.</w:t>
-      </w:r>
-      <w:r>
-        <w:t xml:space="preserve">”</w:t>
+        <w:t xml:space="preserve">We agree. The size-range restriction is now in the main text with a new part of Section 4.3 on firm size and common support and two new tables. Section 3.3 now states that, because so many scored firms are larger than the 95th percentile of controls, we also restrict scored firms to the size range of the controls.</w:t>
       </w:r>
     </w:p>
     <w:p>
@@ -753,25 +741,7 @@
         <w:t xml:space="preserve"> </w:t>
       </w:r>
       <w:r>
-        <w:t xml:space="preserve">the preference channel, now says that a difference would point toward that channel and that the absence of one cannot rule it out. A new Section 5.2,</w:t>
-      </w:r>
-      <w:r>
-        <w:t xml:space="preserve"> </w:t>
-      </w:r>
-      <w:r>
-        <w:t xml:space="preserve">“</w:t>
-      </w:r>
-      <w:r>
-        <w:t xml:space="preserve">Mechanisms That the Data Can and Cannot Evaluate,</w:t>
-      </w:r>
-      <w:r>
-        <w:t xml:space="preserve">”</w:t>
-      </w:r>
-      <w:r>
-        <w:t xml:space="preserve"> </w:t>
-      </w:r>
-      <w:r>
-        <w:t xml:space="preserve">applies the same distinction to the discussion.</w:t>
+        <w:t xml:space="preserve">the preference channel, now says that a difference would point toward that channel and that the absence of one cannot rule it out. A new Section 5 applies the same distinction to the discussion.</w:t>
       </w:r>
     </w:p>
     <w:p>
@@ -881,15 +851,15 @@
         <w:pStyle w:val="BodyText"/>
       </w:pPr>
       <w:r>
-        <w:t xml:space="preserve">On the implausible market capitalization records, Section 3.2 now explains the rule we use to identify them. Market capitalization divided by the MTB ratio gives the implied book equity, which cannot exceed total assets. Because ratios slightly above one can arise from different measurement dates, we flag firm-years in which the implied book equity exceeds ten times total assets, an error of an order of magnitude. The rule flags 209 of 27,127 firm-years (0.77%), 73 of them for scored firms; the largest flagged value is an Indonesian firm recorded at 1,138.8 billion U.S. dollars. Removing the flagged firm-years gives −0.007 for MTB and −0.045 for market capitalization. Removing every firm with a flagged year, flagging at twice instead of ten times total assets, or winsorizing within each market and year gives MTB estimates between −0.019 and 0.005. None of these checks produces an MTB gain. Section 5.3 now describes the remaining limitation.</w:t>
-      </w:r>
-    </w:p>
-    <w:p>
-      <w:pPr>
-        <w:pStyle w:val="BodyText"/>
-      </w:pPr>
-      <w:r>
-        <w:t xml:space="preserve">In checking the data for this comment, we also found that every firm in our extract has data in 2024: firms enter the panel when they list, but firms that delisted between 2014 and 2023 are not in the extract. Section 3.1 now states that the sample conditions on survival to 2024, Section 3.2 notes that the absence of any firm losing its score fits a download of the provider’s current universe, and Section 5.3 lists survivorship as a limitation whose bias we cannot sign without delisting data.</w:t>
+        <w:t xml:space="preserve">On the implausible market capitalization records, Section 3.2 now explains the rule we use to identify them. Market capitalization divided by the MTB ratio gives the implied book equity, which cannot exceed total assets. Because ratios slightly above one can arise from different measurement dates, we flag firm-years in which the implied book equity exceeds ten times total assets, an error of an order of magnitude. The rule flags 209 of 27,127 firm-years (0.77%), 73 of them for scored firms; the largest flagged value is an Indonesian firm recorded at 1,138.8 billion U.S. dollars. Removing the flagged firm-years gives −0.007 for MTB and −0.045 for market capitalization. Removing every firm with a flagged year, flagging at twice instead of ten times total assets, or winsorizing within each market and year gives MTB estimates between −0.019 and 0.005. None of these checks produces an MTB gain. Section 5 now describes the remaining limitation.</w:t>
+      </w:r>
+    </w:p>
+    <w:p>
+      <w:pPr>
+        <w:pStyle w:val="BodyText"/>
+      </w:pPr>
+      <w:r>
+        <w:t xml:space="preserve">In checking the data for this comment, we also found that every firm in our extract has data in 2024: firms enter the panel when they list, but firms that delisted between 2014 and 2023 are not in the extract. Section 3.1 now states that the sample conditions on survival to 2024, Section 3.2 notes that the absence of any firm losing its score fits a download of the provider’s current universe, and Section 5 lists survivorship as a limitation whose bias we cannot sign without delisting data.</w:t>
       </w:r>
     </w:p>
     <w:bookmarkEnd w:id="25"/>
@@ -1073,7 +1043,7 @@
         <w:t xml:space="preserve"> </w:t>
       </w:r>
       <w:r>
-        <w:t xml:space="preserve">The introduction presents the evidence in this order: entry is selective; after entry the gap stops widening but the data do not pin down a causal effect; and a static regression attributes selection to the score. The contributions are restated as evidence of selection, a demonstration of why the valuation effect is hard to identify, and a warning for empirical work. Section 5.1,</w:t>
+        <w:t xml:space="preserve">The introduction presents the evidence in this order: entry is selective; after entry the gap stops widening but the data do not pin down a causal effect; and a static regression attributes selection to the score. The contributions are restated as evidence of selection, a demonstration of why the valuation effect is hard to identify, and a warning for empirical work. Section 5 now makes the reviewer’s point:</w:t>
       </w:r>
       <w:r>
         <w:t xml:space="preserve"> </w:t>
@@ -1082,7 +1052,7 @@
         <w:t xml:space="preserve">“</w:t>
       </w:r>
       <w:r>
-        <w:t xml:space="preserve">What the Evidence Shows,</w:t>
+        <w:t xml:space="preserve">With annual data, a provider that chooses whom to score, and recorded scores that may precede publication, a valuation effect of coverage cannot be reliably identified without additional assumptions.</w:t>
       </w:r>
       <w:r>
         <w:t xml:space="preserve">”</w:t>
@@ -1091,7 +1061,15 @@
         <w:t xml:space="preserve"> </w:t>
       </w:r>
       <w:r>
-        <w:t xml:space="preserve">now makes the reviewer’s point:</w:t>
+        <w:t xml:space="preserve">It also reports that one of many exploratory subgroups, the 58 firms first scored by 2019, shows a positive estimate that we do not read as evidence of a gain. The title already names coverage selection, so we have kept it.</w:t>
+      </w:r>
+    </w:p>
+    <w:p>
+      <w:pPr>
+        <w:pStyle w:val="BodyText"/>
+      </w:pPr>
+      <w:r>
+        <w:t xml:space="preserve">We have rewritten the implications in Section 5. For researchers, studies of ESG ratings in the region should model when firms enter coverage, report pre-entry dynamics, and record the download date of their rating data. For rating providers and data users, publishing the date on which each firm’s coverage began, and keeping the vintages of revised scores, would separate what was known from what was filled in later. For exchanges, regulators, and listed firms, the section now states that</w:t>
       </w:r>
       <w:r>
         <w:t xml:space="preserve"> </w:t>
@@ -1100,33 +1078,7 @@
         <w:t xml:space="preserve">“</w:t>
       </w:r>
       <w:r>
-        <w:t xml:space="preserve">With annual data, a provider that chooses whom to score, and recorded scores that may precede publication, a valuation effect of coverage cannot be reliably identified without additional assumptions.</w:t>
-      </w:r>
-      <w:r>
-        <w:t xml:space="preserve">”</w:t>
-      </w:r>
-      <w:r>
-        <w:t xml:space="preserve"> </w:t>
-      </w:r>
-      <w:r>
-        <w:t xml:space="preserve">It also reports that one of many exploratory subgroups, the 58 firms first scored by 2019, shows a positive estimate that we do not read as evidence of a gain. The title already names coverage selection, so we have kept it.</w:t>
-      </w:r>
-    </w:p>
-    <w:p>
-      <w:pPr>
-        <w:pStyle w:val="BodyText"/>
-      </w:pPr>
-      <w:r>
-        <w:t xml:space="preserve">We have rewritten the implications in Section 5.3. For researchers, studies of ESG ratings in the region should model when firms enter coverage, report pre-entry dynamics, and record the download date of their rating data. For rating providers and data users, publishing the date on which each firm’s coverage began, and keeping the vintages of revised scores, would separate what was known from what was filled in later. For exchanges, regulators, and listed firms, the section now states:</w:t>
-      </w:r>
-      <w:r>
-        <w:t xml:space="preserve"> </w:t>
-      </w:r>
-      <w:r>
-        <w:t xml:space="preserve">“</w:t>
-      </w:r>
-      <w:r>
-        <w:t xml:space="preserve">Our results do not show that expanding ESG coverage has no valuation benefit; they show that such a benefit cannot be established from these data, so arguments for expanding coverage should rest on grounds other than an expected rise in issuer valuations.</w:t>
+        <w:t xml:space="preserve">arguments for expanding coverage should therefore rest on grounds other than an expected rise in issuer valuations.</w:t>
       </w:r>
       <w:r>
         <w:t xml:space="preserve">”</w:t>
@@ -1235,7 +1187,7 @@
               <w:jc w:val="left"/>
             </w:pPr>
             <w:r>
-              <w:t xml:space="preserve">Sections 1, 3.1, 3.2, 4.2, 5.1, and 5.4; Abstract</w:t>
+              <w:t xml:space="preserve">Sections 1, 3.1, 3.2, 4.2, and 5; Abstract</w:t>
             </w:r>
           </w:p>
         </w:tc>
@@ -1387,7 +1339,7 @@
               <w:jc w:val="left"/>
             </w:pPr>
             <w:r>
-              <w:t xml:space="preserve">Sections 2.4, 4.4, 5.2</w:t>
+              <w:t xml:space="preserve">Sections 2.4, 4.4, 5</w:t>
             </w:r>
           </w:p>
         </w:tc>
@@ -1425,7 +1377,7 @@
               <w:jc w:val="left"/>
             </w:pPr>
             <w:r>
-              <w:t xml:space="preserve">Sections 3.1, 3.2, 4.3, 5.3; Table 7; Table S8</w:t>
+              <w:t xml:space="preserve">Sections 3.1, 3.2, 4.3, 5; Table 7; Table S8</w:t>
             </w:r>
           </w:p>
         </w:tc>
@@ -1501,7 +1453,7 @@
               <w:jc w:val="left"/>
             </w:pPr>
             <w:r>
-              <w:t xml:space="preserve">Abstract; Sections 1, 5.1, 5.3, 5.4</w:t>
+              <w:t xml:space="preserve">Abstract; Sections 1 and 5</w:t>
             </w:r>
           </w:p>
         </w:tc>
